--- a/documents/Retrobytes - Build and Setup Guide.docx
+++ b/documents/Retrobytes - Build and Setup Guide.docx
@@ -428,6 +428,50 @@
     </w:p>
     <w:p>
       <w:pPr>
+        <w:pStyle w:val="ListBullet"/>
+        <w:rPr>
+          <w:rFonts w:asciiTheme="majorHAnsi" w:hAnsiTheme="majorHAnsi" w:cstheme="majorHAnsi"/>
+        </w:rPr>
+      </w:pPr>
+      <w:r>
+        <w:t>COOKIE_SECURE: default false. Set true behind HTTPS to mark session and CSRF cookies Secure.</w:t>
+      </w:r>
+    </w:p>
+    <w:p>
+      <w:pPr>
+        <w:pStyle w:val="ListBullet"/>
+        <w:rPr>
+          <w:rFonts w:asciiTheme="majorHAnsi" w:hAnsiTheme="majorHAnsi" w:cstheme="majorHAnsi"/>
+        </w:rPr>
+      </w:pPr>
+      <w:r>
+        <w:t>SESSION_TTL_HOURS: default 24. Authenticated session lifetime in hours.</w:t>
+      </w:r>
+    </w:p>
+    <w:p>
+      <w:pPr>
+        <w:pStyle w:val="ListBullet"/>
+        <w:rPr>
+          <w:rFonts w:asciiTheme="majorHAnsi" w:hAnsiTheme="majorHAnsi" w:cstheme="majorHAnsi"/>
+        </w:rPr>
+      </w:pPr>
+      <w:r>
+        <w:t>SEED_DEMO: default off. Set true to seed the four demo USER accounts.</w:t>
+      </w:r>
+    </w:p>
+    <w:p>
+      <w:pPr>
+        <w:pStyle w:val="ListBullet"/>
+        <w:rPr>
+          <w:rFonts w:asciiTheme="majorHAnsi" w:hAnsiTheme="majorHAnsi" w:cstheme="majorHAnsi"/>
+        </w:rPr>
+      </w:pPr>
+      <w:r>
+        <w:t>ADMIN_EMAIL / ADMIN_PASSWORD: unset by default. Set both to seed one ADMIN account (no default admin password ships).</w:t>
+      </w:r>
+    </w:p>
+    <w:p>
+      <w:pPr>
         <w:rPr>
           <w:rFonts w:asciiTheme="majorHAnsi" w:hAnsiTheme="majorHAnsi" w:cstheme="majorHAnsi"/>
         </w:rPr>
@@ -498,6 +542,46 @@
     </w:p>
     <w:p>
       <w:pPr>
+        <w:rPr>
+          <w:rFonts w:asciiTheme="majorHAnsi" w:hAnsiTheme="majorHAnsi" w:cstheme="majorHAnsi"/>
+        </w:rPr>
+      </w:pPr>
+      <w:r>
+        <w:t>$env:COOKIE_SECURE='false'    # set 'true' behind HTTPS</w:t>
+      </w:r>
+    </w:p>
+    <w:p>
+      <w:pPr>
+        <w:rPr>
+          <w:rFonts w:asciiTheme="majorHAnsi" w:hAnsiTheme="majorHAnsi" w:cstheme="majorHAnsi"/>
+        </w:rPr>
+      </w:pPr>
+      <w:r>
+        <w:t>$env:SESSION_TTL_HOURS='24'</w:t>
+      </w:r>
+    </w:p>
+    <w:p>
+      <w:pPr>
+        <w:rPr>
+          <w:rFonts w:asciiTheme="majorHAnsi" w:hAnsiTheme="majorHAnsi" w:cstheme="majorHAnsi"/>
+        </w:rPr>
+      </w:pPr>
+      <w:r>
+        <w:t>$env:SEED_DEMO='true'          # seed demo USER accounts (omit for none)</w:t>
+      </w:r>
+    </w:p>
+    <w:p>
+      <w:pPr>
+        <w:rPr>
+          <w:rFonts w:asciiTheme="majorHAnsi" w:hAnsiTheme="majorHAnsi" w:cstheme="majorHAnsi"/>
+        </w:rPr>
+      </w:pPr>
+      <w:r>
+        <w:t>$env:ADMIN_EMAIL='admin@retrobytes.test'; $env:ADMIN_PASSWORD='&lt;choose-a-strong-password&gt;'</w:t>
+      </w:r>
+    </w:p>
+    <w:p>
+      <w:pPr>
         <w:pStyle w:val="Heading2"/>
         <w:rPr>
           <w:rFonts w:cstheme="majorHAnsi"/>
@@ -614,22 +698,7 @@
         </w:rPr>
       </w:pPr>
       <w:r>
-        <w:rPr>
-          <w:rFonts w:asciiTheme="majorHAnsi" w:hAnsiTheme="majorHAnsi" w:cstheme="majorHAnsi"/>
-        </w:rPr>
-        <w:t>Users: alice, bob, luke, yoda (USER)</w:t>
-      </w:r>
-      <w:r>
-        <w:rPr>
-          <w:rFonts w:asciiTheme="majorHAnsi" w:hAnsiTheme="majorHAnsi" w:cstheme="majorHAnsi"/>
-        </w:rPr>
-        <w:t xml:space="preserve"> and</w:t>
-      </w:r>
-      <w:r>
-        <w:rPr>
-          <w:rFonts w:asciiTheme="majorHAnsi" w:hAnsiTheme="majorHAnsi" w:cstheme="majorHAnsi"/>
-        </w:rPr>
-        <w:t xml:space="preserve"> admin (ADMIN), all with password Passw0rd!</w:t>
+        <w:t>Users: seeding is opt-in. Set SEED_DEMO=true to seed four demo USER accounts (alice, bob, luke, yoda). Set ADMIN_EMAIL and ADMIN_PASSWORD to seed one ADMIN account. There is no default/hardcoded password: with no env vars set, no user accounts are created.</w:t>
       </w:r>
     </w:p>
     <w:p>
@@ -764,10 +833,7 @@
         </w:rPr>
       </w:pPr>
       <w:r>
-        <w:rPr>
-          <w:rFonts w:asciiTheme="majorHAnsi" w:hAnsiTheme="majorHAnsi" w:cstheme="majorHAnsi"/>
-        </w:rPr>
-        <w:t>Admin (log in as admin@retrobytes.test / Passw0rd!): see “Admin” link, then:</w:t>
+        <w:t>Admin (seed an admin first via ADMIN_EMAIL/ADMIN_PASSWORD, then log in with those credentials): see the Admin link, then:</w:t>
       </w:r>
     </w:p>
     <w:p>
@@ -848,34 +914,7 @@
         </w:rPr>
       </w:pPr>
       <w:r>
-        <w:rPr>
-          <w:rFonts w:asciiTheme="majorHAnsi" w:hAnsiTheme="majorHAnsi" w:cstheme="majorHAnsi"/>
-        </w:rPr>
-        <w:t>Auth/Session: bcrypt hashes, login throttling (5/10 min global app</w:t>
-      </w:r>
-      <w:r>
-        <w:rPr>
-          <w:rFonts w:asciiTheme="majorHAnsi" w:hAnsiTheme="majorHAnsi" w:cstheme="majorHAnsi"/>
-        </w:rPr>
-        <w:t>,</w:t>
-      </w:r>
-      <w:r>
-        <w:rPr>
-          <w:rFonts w:asciiTheme="majorHAnsi" w:hAnsiTheme="majorHAnsi" w:cstheme="majorHAnsi"/>
-        </w:rPr>
-        <w:t xml:space="preserve"> tighter in tests), logout expires cookie</w:t>
-      </w:r>
-      <w:r>
-        <w:rPr>
-          <w:rFonts w:asciiTheme="majorHAnsi" w:hAnsiTheme="majorHAnsi" w:cstheme="majorHAnsi"/>
-        </w:rPr>
-        <w:t xml:space="preserve"> and</w:t>
-      </w:r>
-      <w:r>
-        <w:rPr>
-          <w:rFonts w:asciiTheme="majorHAnsi" w:hAnsiTheme="majorHAnsi" w:cstheme="majorHAnsi"/>
-        </w:rPr>
-        <w:t xml:space="preserve"> order ownership enforced, wishlist scoped to session.</w:t>
+        <w:t>Auth/Session: bcrypt password hashes; login throttling (5 per 10 min). Session id is rotated on login (session fixation defense) and sessions expire after a configurable TTL (SESSION_TTL_HOURS, default 24h). Logout unbinds and expires the cookie. Order ownership enforced; wishlist read/write require an authenticated user.</w:t>
       </w:r>
     </w:p>
     <w:p>
@@ -962,10 +1001,7 @@
         </w:rPr>
       </w:pPr>
       <w:r>
-        <w:rPr>
-          <w:rFonts w:asciiTheme="majorHAnsi" w:hAnsiTheme="majorHAnsi" w:cstheme="majorHAnsi"/>
-        </w:rPr>
-        <w:t>Logging: auth success/fail, access denials, validation failures, rate-limit hits, order totals (server/client/mismatch), admin inventory/user deletes, CSRF failures, server errors.</w:t>
+        <w:t>Logging: auth success/fail, access denials, validation failures, rate-limit hits, order totals (server/client/mismatch), admin inventory/user actions, CSRF failures, server errors. Session ids, CSRF tokens, and raw rejected search input are NOT logged (only request id and IP are kept for correlation).</w:t>
       </w:r>
     </w:p>
     <w:p>
@@ -1210,6 +1246,56 @@
     <w:p>
       <w:pPr>
         <w:rPr>
+          <w:rFonts w:asciiTheme="majorHAnsi" w:hAnsiTheme="majorHAnsi" w:cstheme="majorHAnsi"/>
+        </w:rPr>
+      </w:pPr>
+      <w:r>
+        <w:t>go test ./internal/repos/                               # SR-CONF-01 (seed gating)</w:t>
+      </w:r>
+    </w:p>
+    <w:p>
+      <w:pPr>
+        <w:rPr>
+          <w:rFonts w:asciiTheme="majorHAnsi" w:hAnsiTheme="majorHAnsi" w:cstheme="majorHAnsi"/>
+        </w:rPr>
+      </w:pPr>
+      <w:r>
+        <w:t>go test ./internal/services/ -run TestSearchPageSizeIsCapped   # SR-RATE-02 (search cap)</w:t>
+      </w:r>
+    </w:p>
+    <w:p>
+      <w:pPr>
+        <w:rPr>
+          <w:rFonts w:asciiTheme="majorHAnsi" w:hAnsiTheme="majorHAnsi" w:cstheme="majorHAnsi"/>
+        </w:rPr>
+      </w:pPr>
+      <w:r>
+        <w:t>go test ./internal/http/log_no_sensitive_test.go        # SR-LOG-05 (no secrets in logs)</w:t>
+      </w:r>
+    </w:p>
+    <w:p>
+      <w:pPr>
+        <w:rPr>
+          <w:rFonts w:asciiTheme="majorHAnsi" w:hAnsiTheme="majorHAnsi" w:cstheme="majorHAnsi"/>
+        </w:rPr>
+      </w:pPr>
+      <w:r>
+        <w:t>go test ./internal/http/authz_wishlist_test.go          # SR-AUTHZ-07 (wishlist requires auth)</w:t>
+      </w:r>
+    </w:p>
+    <w:p>
+      <w:pPr>
+        <w:rPr>
+          <w:rFonts w:asciiTheme="majorHAnsi" w:hAnsiTheme="majorHAnsi" w:cstheme="majorHAnsi"/>
+        </w:rPr>
+      </w:pPr>
+      <w:r>
+        <w:t>go test ./internal/http/session_security_test.go        # SR-AUTHZ-05/06 (rotation + expiry)</w:t>
+      </w:r>
+    </w:p>
+    <w:p>
+      <w:pPr>
+        <w:rPr>
           <w:rFonts w:asciiTheme="majorHAnsi" w:eastAsia="Consolas" w:hAnsiTheme="majorHAnsi" w:cstheme="majorHAnsi"/>
           <w:sz w:val="20"/>
         </w:rPr>
@@ -1413,22 +1499,7 @@
         </w:rPr>
       </w:pPr>
       <w:r>
-        <w:rPr>
-          <w:rFonts w:asciiTheme="majorHAnsi" w:hAnsiTheme="majorHAnsi" w:cstheme="majorHAnsi"/>
-        </w:rPr>
-        <w:t>Session IDs are HttpOnly, SameSite=Lax, not rotated automatically</w:t>
-      </w:r>
-      <w:r>
-        <w:rPr>
-          <w:rFonts w:asciiTheme="majorHAnsi" w:hAnsiTheme="majorHAnsi" w:cstheme="majorHAnsi"/>
-        </w:rPr>
-        <w:t xml:space="preserve"> and</w:t>
-      </w:r>
-      <w:r>
-        <w:rPr>
-          <w:rFonts w:asciiTheme="majorHAnsi" w:hAnsiTheme="majorHAnsi" w:cstheme="majorHAnsi"/>
-        </w:rPr>
-        <w:t xml:space="preserve"> logout unbinds and expires cookie.</w:t>
+        <w:t>Session cookies are HttpOnly and SameSite=Lax. The Secure flag is driven by COOKIE_SECURE (set true behind HTTPS). Session ids are rotated on login and expire after SESSION_TTL_HOURS; logout unbinds and expires the cookie.</w:t>
       </w:r>
     </w:p>
     <w:p>
